--- a/SurgEndosc_submission_maintext.docx
+++ b/SurgEndosc_submission_maintext.docx
@@ -12,6 +12,17 @@
           <w:color w:val="000000"/>
         </w:rPr>
         <w:t>Title Page</w:t>
+      </w:r>
+    </w:p>
+    <w:p>
+      <w:r>
+        <w:rPr>
+          <w:b/>
+        </w:rPr>
+        <w:t>Article type:</w:t>
+      </w:r>
+      <w:r>
+        <w:t xml:space="preserve"> Observational study (retrospective cohort study)</w:t>
       </w:r>
     </w:p>
     <w:p>
@@ -44,7 +55,7 @@
         <w:t>Authors:</w:t>
       </w:r>
       <w:r>
-        <w:t xml:space="preserve"> Jun Shu, Kai Zheng, Hongqiang Bian, Jun Yang, Xin Wang*</w:t>
+        <w:t xml:space="preserve"> Jun Shu, MD; Kai Zheng, MD; Hongqiang Bian, MD; Jun Yang, MD; Xin Wang, MD*</w:t>
       </w:r>
     </w:p>
     <w:p>
@@ -71,7 +82,7 @@
         <w:t>*Corresponding author:</w:t>
       </w:r>
       <w:r>
-        <w:t xml:space="preserve"> Xin Wang, Department of General Surgery, Wuhan Children’s Hospital (Wuhan Maternal and Child Healthcare Hospital), Tongji Medical College, Huazhong University of Science &amp; Technology, Wuhan 430016, Hubei Province, China. Email: wangxin@zgwhfe.com. Tel: +86 18995563848.</w:t>
+        <w:t xml:space="preserve"> Xin Wang, MD, Department of General Surgery, Wuhan Children’s Hospital (Wuhan Maternal and Child Healthcare Hospital), Tongji Medical College, Huazhong University of Science &amp; Technology, Wuhan 430016, Hubei Province, China. Email: wangxin@zgwhfe.com. Tel: +86 18995563848.</w:t>
       </w:r>
     </w:p>
     <w:p>
@@ -82,7 +93,7 @@
         <w:t>Word count:</w:t>
       </w:r>
       <w:r>
-        <w:t xml:space="preserve"> Abstract 250 · Main text 4021</w:t>
+        <w:t xml:space="preserve"> Abstract 250 · Main text 4031</w:t>
       </w:r>
     </w:p>
     <w:p>
@@ -130,10 +141,10 @@
         <w:rPr>
           <w:b/>
         </w:rPr>
-        <w:t>Keywords:</w:t>
+        <w:t>Funding:</w:t>
       </w:r>
       <w:r>
-        <w:t xml:space="preserve"> intestinal malrotation; Ladd procedure; laparoscopy; reoperation; duodenal obstruction; neonate</w:t>
+        <w:t xml:space="preserve"> This research did not receive any specific grant from funding agencies in the public, commercial, or not-for-profit sectors.</w:t>
       </w:r>
     </w:p>
     <w:p>
@@ -195,6 +206,17 @@
       </w:r>
       <w:r>
         <w:t xml:space="preserve"> Overall rates were similar between approaches; the reason for returning to theater was not. Duodenal mobilization during neonatal laparoscopic Ladd warrants deliberate intraoperative confirmation and prospective study.</w:t>
+      </w:r>
+    </w:p>
+    <w:p>
+      <w:r>
+        <w:rPr>
+          <w:b/>
+        </w:rPr>
+        <w:t>Keywords:</w:t>
+      </w:r>
+      <w:r>
+        <w:t xml:space="preserve"> intestinal malrotation; Ladd procedure; laparoscopy; reoperation; duodenal obstruction; neonate</w:t>
       </w:r>
     </w:p>
     <w:p>
@@ -278,7 +300,7 @@
     </w:p>
     <w:p>
       <w:r>
-        <w:t>Single-center retrospective cohort study at Wuhan Children’s Hospital, a tertiary hospital, reported per STROBE [15], covering December 2012 to June 2026. The institutional ethics committee approved the study (no. 2026R018-E01) and waived informed consent.</w:t>
+        <w:t>Single-center retrospective cohort study at Wuhan Children’s Hospital, a tertiary hospital, reported per STROBE [15], covering December 2012 to June 2026. The study was not registered in a public study registry. The institutional ethics committee approved the study (no. 2026R018-E01) and waived informed consent.</w:t>
       </w:r>
     </w:p>
     <w:p>

--- a/SurgEndosc_submission_maintext.docx
+++ b/SurgEndosc_submission_maintext.docx
@@ -93,7 +93,7 @@
         <w:t>Word count:</w:t>
       </w:r>
       <w:r>
-        <w:t xml:space="preserve"> Abstract 250 · Main text 4031</w:t>
+        <w:t xml:space="preserve"> Abstract 250 · Main text 4069</w:t>
       </w:r>
     </w:p>
     <w:p>
@@ -317,7 +317,7 @@
     </w:p>
     <w:p>
       <w:r>
-        <w:t>The institutional intestinal-malrotation database contained 499 children with an operative record. The index operation was the earliest primary Ladd-type operation recorded, identified by searching the Chinese-language procedure name and coded diagnosis for five terms denoting the Ladd procedure, derotation, intestinal rotation, the midgut, and malrotation (Supplementary Table S2). Because the earliest recorded operation is not always the first Ladd procedure, every record whose earliest operation was a diagnostic endoscopy or biopsy, or whose coded diagnosis indicated a previous repair, was adjudicated case by case (§2.4); 19 were reviewed, 18 excluded, and in 3 the index operation was corrected to a later date. No child was excluded for age (oldest 14.2 years). The final cohort was 450 children (Figure 1); no a priori sample-size calculation was performed.</w:t>
+        <w:t>The institutional intestinal-malrotation database contained 499 children with an operative record. The index operation was the earliest primary Ladd-type operation recorded, identified by searching the Chinese-language procedure name and coded diagnosis for five terms denoting the Ladd procedure, derotation, intestinal rotation, the midgut, and malrotation (Supplementary Table S2). Because the earliest recorded operation is not always the first Ladd procedure, every record whose earliest operation was a diagnostic endoscopy or biopsy, or whose coded diagnosis indicated a previous repair, was adjudicated case by case (§2.4); 19 were reviewed and 18 excluded. Separately, in 3 children whose earliest recorded operation was a preliminary procedure on the same admission, the index date was corrected to the nearby operation that was unambiguously the primary Ladd; only one of these three coincided with the 19-child review, and that child was excluded rather than retained. No child was excluded for age (oldest 14.2 years). The final cohort was 450 children (Figure 1); no a priori sample-size calculation was performed.</w:t>
       </w:r>
     </w:p>
     <w:p>

--- a/SurgEndosc_submission_maintext.docx
+++ b/SurgEndosc_submission_maintext.docx
@@ -544,7 +544,7 @@
     </w:p>
     <w:p>
       <w:r>
-        <w:t>Sex was analysed as a reporting variable throughout: cohort composition, the primary outcome, and the principal cause-specific comparison are each reported separately for boys and girls (§3.8). Sex, age, index operation date, and index approach were complete for all 450 children. Text used for keyword ascertainment of associated anomalies was unavailable for 7/450 (1.6%); these were imputed as anomaly-absent, biasing anomaly-related associations toward the null. Analyses used Python 3.13 (NumPy 2.5, SciPy 1.18, pandas 2.3, lifelines 0.30).</w:t>
+        <w:t>Sex was analysed as a reporting variable throughout: cohort composition, the primary outcome, and the principal cause-specific comparison are each reported separately for boys and girls (§3.8). Sex, age, index operation date, and index approach were complete for all 450 children. Text used for keyword ascertainment of associated anomalies was unavailable for 6/450 (1.3%); these were imputed as anomaly-absent, biasing anomaly-related associations toward the null. Analyses used Python 3.13 (NumPy 2.5, SciPy 1.18, pandas 2.3, lifelines 0.30).</w:t>
       </w:r>
     </w:p>
     <w:p>

--- a/SurgEndosc_submission_maintext.docx
+++ b/SurgEndosc_submission_maintext.docx
@@ -93,7 +93,7 @@
         <w:t>Word count:</w:t>
       </w:r>
       <w:r>
-        <w:t xml:space="preserve"> Abstract 250 · Main text 4069</w:t>
+        <w:t xml:space="preserve"> Abstract 250 · Main text 4134</w:t>
       </w:r>
     </w:p>
     <w:p>
@@ -317,7 +317,7 @@
     </w:p>
     <w:p>
       <w:r>
-        <w:t>The institutional intestinal-malrotation database contained 499 children with an operative record. The index operation was the earliest primary Ladd-type operation recorded, identified by searching the Chinese-language procedure name and coded diagnosis for five terms denoting the Ladd procedure, derotation, intestinal rotation, the midgut, and malrotation (Supplementary Table S2). Because the earliest recorded operation is not always the first Ladd procedure, every record whose earliest operation was a diagnostic endoscopy or biopsy, or whose coded diagnosis indicated a previous repair, was adjudicated case by case (§2.4); 19 were reviewed and 18 excluded. Separately, in 3 children whose earliest recorded operation was a preliminary procedure on the same admission, the index date was corrected to the nearby operation that was unambiguously the primary Ladd; only one of these three coincided with the 19-child review, and that child was excluded rather than retained. No child was excluded for age (oldest 14.2 years). The final cohort was 450 children (Figure 1); no a priori sample-size calculation was performed.</w:t>
+        <w:t>The institutional intestinal-malrotation database contained 499 children with an operative record. The index operation was the earliest primary Ladd-type operation recorded, identified by searching the Chinese-language procedure name and coded diagnosis for five terms denoting the Ladd procedure, derotation, intestinal rotation, the midgut, and malrotation (Supplementary Table S2). Applying that same rule to each child's earliest recorded operation, 31 children's earliest operation matched none of the five terms—most often a diaphragmatic hernia repair, another intestinal atresia, or an appendectomy that preceded any malrotation-related admission—and these children were excluded, leaving 468 (itemized in Figure 1). Because the earliest recorded operation among the remainder is not always the first Ladd procedure, every record whose earliest operation was a diagnostic endoscopy or biopsy, or whose coded diagnosis indicated a previous repair, was adjudicated case by case (§2.4); 19 were reviewed and 18 excluded. Separately, in 3 children whose earliest recorded operation was a preliminary procedure on the same admission, the index date was corrected to the nearby operation that was unambiguously the primary Ladd; only one of these three coincided with the 19-child review, and that child was excluded rather than retained. No child was excluded for age (oldest 14.2 years). The final cohort was 450 children (Figure 1); no a priori sample-size calculation was performed.</w:t>
       </w:r>
     </w:p>
     <w:p>
@@ -784,7 +784,7 @@
         <w:t>Strengths and limitations.</w:t>
       </w:r>
       <w:r>
-        <w:t xml:space="preserve"> Eligibility, exposure, cause, and mechanism were adjudicated in four separate blinded passes, so no reviewer could align a cause with an approach. Against this, the study is single-center and retrospective over 13.5 years; a child reoperated elsewhere would not be captured, so 8.0% is the reoperated fraction rather than the complication rate. The age stratification was not prespecified and its cut-points were data-driven and uncorrected for multiplicity; the blinded mechanism data corroborate it independently of any subgroup test, but it requires confirmation in an independent cohort. We did not test the approach-by-age interaction formally: with no open-related event in any stratum the model is unidentifiable. The neonatal comparison rests on six events against a zero cell and is not robust to a single unobserved competing event. Both readers read the same records, so their complete agreement measures reproducibility rather than accuracy, and the contrast studies gave no independent check, their appearance not separating the mechanisms. The 42-day window is arbitrary, so 8.5% after laparoscopy beyond one year is a lower bound, and the design cannot address recurrent volvulus. Indication and urgency were not recorded separately, and index necrosis is only a partial proxy for them, so confounding by severity persists within strata. Exposure was assigned by keyword rule and validated against blinded reviewer consensus in a 132-child subsample (κ=0.82); for the remainder it was not independently reviewed, and the intention-to-treat analysis is the one most sensitive to that misclassification. Cause assignment used a single-choice scheme, so mixed presentations were forced to a dominant category by the prespecified priority rule. Associated-anomaly coding draws on text from every admission including the reoperation, so it records anomalies ever documented rather than anomalies known preoperatively. Reoperations may cluster by operating surgeon; the operative record does not carry a surgeon identifier, so this could not be modelled. Finally, two-thirds of this cohort presented as neonates, so the balance of causes may differ where malrotation more often presents beyond infancy. The full limitations are given in Supplementary Table S5.</w:t>
+        <w:t xml:space="preserve"> Eligibility, exposure, cause, and mechanism were adjudicated in four separate blinded passes, so no reviewer could align a cause with an approach. Against this, the study is single-center and retrospective over 13.5 years; a child reoperated elsewhere would not be captured, so 8.0% is the reoperated fraction rather than the complication rate. The age stratification was not prespecified and its cut-points were data-driven and uncorrected for multiplicity; the blinded mechanism data corroborate it independently of any subgroup test, but it requires confirmation in an independent cohort. We did not test the approach-by-age interaction formally: with no open-related event in any stratum the model is unidentifiable. The neonatal comparison rests on six events against a zero cell and is not robust to a single unobserved competing event. Both readers read the same records, so their complete agreement measures reproducibility rather than accuracy, and the contrast studies gave no independent check, their appearance not separating the mechanisms. The 42-day window is arbitrary, so 8.5% after laparoscopy beyond one year is a lower bound, and the design cannot address recurrent volvulus. Indication and urgency were not recorded separately, and index necrosis is only a partial proxy for them; necrosis ascertainment itself had only moderate inter-rater reliability (κ=0.57, Supplementary Table S1), so confounding by severity may persist within strata even after adjustment. Exposure was assigned by keyword rule and validated against blinded reviewer consensus in a 132-child subsample (κ=0.82); for the remainder it was not independently reviewed, and the intention-to-treat analysis is the one most sensitive to that misclassification. Cause assignment used a single-choice scheme, so mixed presentations were forced to a dominant category by the prespecified priority rule. Associated-anomaly coding draws on text from every admission including the reoperation, so it records anomalies ever documented rather than anomalies known preoperatively. Reoperations may cluster by operating surgeon; the operative record does not carry a surgeon identifier, so this could not be modelled. Finally, two-thirds of this cohort presented as neonates, so the balance of causes may differ where malrotation more often presents beyond infancy. The full limitations are given in Supplementary Table S5.</w:t>
       </w:r>
     </w:p>
     <w:p>

--- a/SurgEndosc_submission_maintext.docx
+++ b/SurgEndosc_submission_maintext.docx
@@ -93,7 +93,7 @@
         <w:t>Word count:</w:t>
       </w:r>
       <w:r>
-        <w:t xml:space="preserve"> Abstract 250 · Main text 4134</w:t>
+        <w:t xml:space="preserve"> Abstract 259 · Main text 4204</w:t>
       </w:r>
     </w:p>
     <w:p>
@@ -205,7 +205,7 @@
         <w:t>Conclusions:</w:t>
       </w:r>
       <w:r>
-        <w:t xml:space="preserve"> Overall rates were similar between approaches; the reason for returning to theater was not. Duodenal mobilization during neonatal laparoscopic Ladd warrants deliberate intraoperative confirmation and prospective study.</w:t>
+        <w:t xml:space="preserve"> Overall rates showed no detected difference, an interval still compatible with a clinically important excess; the reason for returning to theater was not. Duodenal mobilization during neonatal laparoscopic Ladd warrants deliberate intraoperative confirmation and prospective study.</w:t>
       </w:r>
     </w:p>
     <w:p>
@@ -266,12 +266,12 @@
     </w:p>
     <w:p>
       <w:r>
-        <w:t>Approach is chosen non-randomly, and two selection forces act in opposite directions. The sickest children—neonates with volvulus and compromised bowel—are preferentially operated open, so any severity-driven complication is over-represented in the open arm. Age acts the other way: older children, operated electively for chronic or intermittent symptoms, are preferentially operated laparoscopically [2,9,11]. Propensity-score analyses have either been confined to neonates and infants [12] or treated age as one covariate among many; conversion, itself predicted by age and severity, blurs the comparison further [13].</w:t>
+        <w:t>Approach is chosen non-randomly, and two selection forces act in opposite directions. The sickest children—neonates with volvulus and compromised bowel—are preferentially operated open, so any severity-driven complication is over-represented in the open arm. Age acts the other way: older children, operated electively for chronic or intermittent symptoms, are preferentially operated laparoscopically [2,9,11]. Propensity-score analyses have either been confined to neonates and infants [12] or treated age as one covariate among many; conversion, itself predicted by age and severity, blurs the comparison further [13]—a simplification our own primary comparison does not fully avoid, since conversions are pooled with open surgery (§2.3, §3.4).</w:t>
       </w:r>
     </w:p>
     <w:p>
       <w:r>
-        <w:t>Recent work has begun to define anatomical landmarks confirming that each step of a neonatal laparoscopic Ladd has been completed [14]; it specifies what should be verified during the operation, not what is found at reoperation when verification fails. We therefore (i) determined the incidence and timing of early unplanned reoperation in 450 children, (ii) adjudicated the cause of every reoperation under blinding to index approach, (iii) re-read the operative findings of every duodenal reoperation to assign a mechanism—technical deficiency versus postoperative adhesion—under separate blinding, and (iv) compared cause-specific rates between approaches. The age stratification that shapes our principal conclusion was not part of this plan; it was prompted by the observed age distribution of the duodenal cases and is reported as post hoc throughout (§2.5).</w:t>
+        <w:t>Recent work has begun to define anatomical landmarks confirming that each step of a neonatal laparoscopic Ladd has been completed [14]; it specifies what should be verified during the operation, not what is found at reoperation when verification fails. We therefore (i) determined the incidence and timing of early unplanned reoperation in 450 children, (ii) adjudicated the cause of every reoperation under blinding to index approach, (iii) re-read the operative findings of every duodenal reoperation to assign a mechanism—technical deficiency versus postoperative adhesion—under separate blinding, and (iv) compared cause-specific rates between approaches. The age stratification that shapes our principal conclusion was not part of this plan; it was prompted by the observed age distribution of the duodenal cases and is reported as post hoc throughout (§2.5). Recurrent volvulus and non-duodenal adhesive obstruction were each too rare in our cohort to inform the debate above; our contribution to it is therefore limited to persistent duodenal obstruction, the commonest cause of early reoperation here.</w:t>
       </w:r>
     </w:p>
     <w:p>
@@ -722,7 +722,7 @@
     </w:p>
     <w:p>
       <w:r>
-        <w:t>The cohort was 76.4% male (344/450), the male predominance characteristic of intestinal malrotation, and sex was balanced between approaches (76.9% vs. 75.9% male, p=0.82; Table 1). Unplanned reoperation occurred in 25/344 boys (7.3%) and 11/106 girls (10.4%; OR 0.68, 95% CI 0.31–1.58, p=0.31), and persistent duodenal obstruction in 9/344 (2.6%) and 3/106 (2.8%) respectively (p=1.00). The association between laparoscopic completion and duodenal obstruction ran in the same direction in both sexes—9/196 versus 0/148 in boys (risk difference +4.6 percentage points, 95% CI 1.3 to 8.5) and 3/59 versus 0/47 in girls (+5.1 points, −3.2 to 13.9)—the estimate in girls resting on three events. No formal sex-by-approach interaction test was possible: the open-related arm contained no event in either sex, so the model is unidentifiable. Two of the three technically deficient index operations were in boys and one in a girl.</w:t>
+        <w:t>The cohort was 76.4% male (344/450), the male predominance characteristic of intestinal malrotation, and sex was balanced between approaches (76.9% vs. 75.9% male, SMD +0.02; Table 1). Unplanned reoperation occurred in 25/344 boys (7.3%) and 11/106 girls (10.4%; OR 0.68, 95% CI 0.31–1.58, p=0.31), and persistent duodenal obstruction in 9/344 (2.6%) and 3/106 (2.8%) respectively (p=1.00). The association between laparoscopic completion and duodenal obstruction ran in the same direction in both sexes—9/196 versus 0/148 in boys (risk difference +4.6 percentage points, 95% CI 1.3 to 8.5) and 3/59 versus 0/47 in girls (+5.1 points, −3.2 to 13.9)—the estimate in girls resting on three events. No formal sex-by-approach interaction test was possible: the open-related arm contained no event in either sex, so the model is unidentifiable. Two of the three technically deficient index operations were in boys and one in a girl.</w:t>
       </w:r>
     </w:p>
     <w:p>
@@ -758,7 +758,7 @@
     </w:p>
     <w:p>
       <w:r>
-        <w:t>It is also here that the operative notes documented a step of the Ladd procedure left undone: all three technically deficient index operations were neonatal and laparoscopic. The neonatal duodenum is a few millimeters wide, and dividing every band across it, mobilizing it retroperitoneally, and widening the mesenteric base are demanding maneuvers laparoscopically. Laparoscopic Ladd has been feasible in selected neonates since the earliest series [22], yet a pooled analysis still reports 11% conversion and 10% reintervention [23], and an independent series attributed four laparoscopic reoperations to duodenal stricture or kink from an incomplete Ladd [5]. Zeng and colleagues responded by defining anatomical landmarks confirming completion of each step of a neonatal laparoscopic Ladd [14]; our three cases are the clinical counterpart of that proposal—what is found at reoperation when those landmarks are not confirmed. Two describe precisely the endpoints their protocol asks the surgeon to verify: a mesenteric base still measuring 2 cm, and membranous bands still crossing the duodenum. This is a specific, verifiable requirement, not a general disadvantage of laparoscopy. Postoperative imaging is not a substitute for it: two of our three technically deficient operations were followed by a contrast study reporting normal duodenal transit. On eight studies that is an observation, not an estimate of sensitivity, but it argues for excluding the deficiency while the abdomen is still open.</w:t>
+        <w:t>It is also here that the operative notes documented a step of the Ladd procedure left undone: all three technically deficient index operations were neonatal and laparoscopic. The neonatal duodenum is narrow, and dividing every band across it, mobilizing it retroperitoneally, and widening the mesenteric base are technically demanding maneuvers laparoscopically. Laparoscopic Ladd has been feasible in selected neonates since the earliest series [22], yet a pooled analysis still reports 11% conversion and 10% reintervention [23], and an independent series attributed four laparoscopic reoperations to duodenal stricture or kink from an incomplete Ladd [5]. Zeng and colleagues responded by defining anatomical landmarks confirming completion of each step of a neonatal laparoscopic Ladd [14]; our three cases are the clinical counterpart of that proposal—what is found at reoperation when those landmarks are not confirmed. Two describe precisely the endpoints their protocol asks the surgeon to verify: a mesenteric base still measuring 2 cm, and membranous bands still crossing the duodenum. We read this as a specific, verifiable requirement rather than a general disadvantage of laparoscopy, though our design cannot distinguish the two. Postoperative imaging is not a substitute for it: two of our three technically deficient operations were followed by a contrast study reporting normal duodenal transit. On eight studies that is an observation, not an estimate of sensitivity, but it argues for excluding the deficiency while the abdomen is still open.</w:t>
       </w:r>
     </w:p>
     <w:p>
@@ -773,7 +773,7 @@
     </w:p>
     <w:p>
       <w:r>
-        <w:t>Our initial premise required revision. We first treated persistent duodenal obstruction as an index of how completely the first operation had been performed; on blinded re-review only 3 of 12 were technical, and 9 were adhesion around a duodenum already lying where the operation had placed it—so the category reflects the index operation only in neonates. Our 8.0% is not directly comparable with published series, which report composite or late morbidity: El-Gohary and colleagues found complications in 8.7% of 161 children [8], and meta-analyses report obstruction or volvulus in the single-digit range with more volvulus after laparoscopy [2,3,4]. A 2026 meta-analysis reported more reoperations after laparoscopy (OR 1.67) [3], which we did not reproduce overall; a 2024 comparison reached the same null conclusion as ours [5], and a 2025 series identified risk factors for volvulus after the laparoscopic procedure [6]. Our results suggest the laparoscopic disadvantage lies less in recurrent volvulus (two children here) than in persistent duodenal obstruction.</w:t>
+        <w:t>Our initial premise required revision. We first treated persistent duodenal obstruction as an index of how completely the first operation had been performed; on blinded re-review only 3 of 12 were technical, and 9 were adhesion around a duodenum already lying where the operation had placed it—so the category reflects the index operation only in neonates. Our 8.0% is not directly comparable with published series, which report composite or late morbidity: El-Gohary and colleagues found complications in 8.7% of 161 children [8], and meta-analyses report obstruction or volvulus in the single-digit range with more volvulus after laparoscopy [2,3,4]. A 2026 meta-analysis reported more reoperations after laparoscopy (OR 1.67) [3], which we did not reproduce overall; a 2024 comparison reached the same null conclusion as ours [5], and a 2025 series identified risk factors for volvulus after the laparoscopic procedure [6]. Volvulus recurrence was too rare here (two children) to compare meaningfully against persistent duodenal obstruction; our data speak mainly to the latter.</w:t>
       </w:r>
     </w:p>
     <w:p>
@@ -795,7 +795,7 @@
         <w:t>Conclusion.</w:t>
       </w:r>
       <w:r>
-        <w:t xml:space="preserve"> Unplanned early reoperation after a primary Ladd procedure occurred in 8.0% of children, with no detected difference in that overall rate between approaches. What differed was the reason, and it differed by age. In neonates, persistent duodenal obstruction followed 4.2% of laparoscopic completions and none of the open-related operations—a six-event finding running against the direction of severity confounding—and every technically deficient index operation identified at re-exploration was a neonatal laparoscopic one. On this single-center evidence, pooled reoperation rates are hard to interpret; comparisons of approach should report cause-specific rates within age strata, and the duodenal portion of a neonatal laparoscopic Ladd warrants deliberate intraoperative confirmation and prospective study.</w:t>
+        <w:t xml:space="preserve"> Unplanned early reoperation after a primary Ladd procedure occurred in 8.0% of children, with no detected difference in that overall rate between approaches. What differed was the reason, and it differed by age. In neonates, persistent duodenal obstruction followed 4.2% of laparoscopic completions and none of the open-related operations—a six-event finding running against the direction of severity confounding—and every technically deficient index operation identified at re-exploration was a neonatal laparoscopic one. On this single-center, retrospective evidence, pooled reoperation rates are hard to interpret, comparisons of approach should report cause-specific rates within age strata, and the duodenal portion of a neonatal laparoscopic Ladd warrants deliberate intraoperative confirmation and prospective study in an independent cohort.</w:t>
       </w:r>
     </w:p>
     <w:p>

--- a/SurgEndosc_submission_maintext.docx
+++ b/SurgEndosc_submission_maintext.docx
@@ -93,7 +93,7 @@
         <w:t>Word count:</w:t>
       </w:r>
       <w:r>
-        <w:t xml:space="preserve"> Abstract 259 · Main text 4204</w:t>
+        <w:t xml:space="preserve"> Abstract 259 · Main text 4197</w:t>
       </w:r>
     </w:p>
     <w:p>
@@ -205,7 +205,7 @@
         <w:t>Conclusions:</w:t>
       </w:r>
       <w:r>
-        <w:t xml:space="preserve"> Overall rates showed no detected difference, an interval still compatible with a clinically important excess; the reason for returning to theater was not. Duodenal mobilization during neonatal laparoscopic Ladd warrants deliberate intraoperative confirmation and prospective study.</w:t>
+        <w:t xml:space="preserve"> Overall rates did not detectably differ, though the interval remained compatible with a clinically important excess; the reason for returning to theater did. Duodenal mobilization during neonatal laparoscopic Ladd warrants deliberate intraoperative confirmation and prospective study.</w:t>
       </w:r>
     </w:p>
     <w:p>
@@ -266,12 +266,12 @@
     </w:p>
     <w:p>
       <w:r>
-        <w:t>Approach is chosen non-randomly, and two selection forces act in opposite directions. The sickest children—neonates with volvulus and compromised bowel—are preferentially operated open, so any severity-driven complication is over-represented in the open arm. Age acts the other way: older children, operated electively for chronic or intermittent symptoms, are preferentially operated laparoscopically [2,9,11]. Propensity-score analyses have either been confined to neonates and infants [12] or treated age as one covariate among many; conversion, itself predicted by age and severity, blurs the comparison further [13]—a simplification our own primary comparison does not fully avoid, since conversions are pooled with open surgery (§2.3, §3.4).</w:t>
+        <w:t>Approach is chosen non-randomly, and two selection forces act in opposite directions. The sickest children—neonates with volvulus and compromised bowel—are preferentially operated open, so any severity-driven complication is over-represented in the open arm. Age acts the other way: older children, operated electively for chronic or intermittent symptoms, are preferentially operated laparoscopically [2,9,11]. Propensity-score analyses have either been confined to neonates and infants [12] or treated age as one covariate among many; conversion, itself predicted by age and severity, blurs the comparison further [13]—a simplification our own primary comparison shares, since it too pools conversions with open surgery (§2.3, §3.4).</w:t>
       </w:r>
     </w:p>
     <w:p>
       <w:r>
-        <w:t>Recent work has begun to define anatomical landmarks confirming that each step of a neonatal laparoscopic Ladd has been completed [14]; it specifies what should be verified during the operation, not what is found at reoperation when verification fails. We therefore (i) determined the incidence and timing of early unplanned reoperation in 450 children, (ii) adjudicated the cause of every reoperation under blinding to index approach, (iii) re-read the operative findings of every duodenal reoperation to assign a mechanism—technical deficiency versus postoperative adhesion—under separate blinding, and (iv) compared cause-specific rates between approaches. The age stratification that shapes our principal conclusion was not part of this plan; it was prompted by the observed age distribution of the duodenal cases and is reported as post hoc throughout (§2.5). Recurrent volvulus and non-duodenal adhesive obstruction were each too rare in our cohort to inform the debate above; our contribution to it is therefore limited to persistent duodenal obstruction, the commonest cause of early reoperation here.</w:t>
+        <w:t>Recent work has begun to define anatomical landmarks confirming that each step of a neonatal laparoscopic Ladd has been completed [14]; it specifies what should be verified during the operation, not what is found at reoperation when verification fails. We therefore (i) determined the incidence and timing of early unplanned reoperation in 450 children, (ii) adjudicated the cause of every reoperation under blinding to index approach, (iii) re-read the operative findings of every duodenal reoperation to assign a mechanism—technical deficiency versus postoperative adhesion—under separate blinding, and (iv) compared cause-specific rates between approaches. The age stratification that shapes our principal conclusion was not part of this plan; it was prompted by the observed age distribution of the duodenal cases and is reported as post hoc throughout (§2.5). Recurrent volvulus and non-duodenal adhesive obstruction were each too rare in our cohort to inform the debate above, so our findings speak only to persistent duodenal obstruction, the commonest cause of early reoperation here.</w:t>
       </w:r>
     </w:p>
     <w:p>
@@ -317,7 +317,7 @@
     </w:p>
     <w:p>
       <w:r>
-        <w:t>The institutional intestinal-malrotation database contained 499 children with an operative record. The index operation was the earliest primary Ladd-type operation recorded, identified by searching the Chinese-language procedure name and coded diagnosis for five terms denoting the Ladd procedure, derotation, intestinal rotation, the midgut, and malrotation (Supplementary Table S2). Applying that same rule to each child's earliest recorded operation, 31 children's earliest operation matched none of the five terms—most often a diaphragmatic hernia repair, another intestinal atresia, or an appendectomy that preceded any malrotation-related admission—and these children were excluded, leaving 468 (itemized in Figure 1). Because the earliest recorded operation among the remainder is not always the first Ladd procedure, every record whose earliest operation was a diagnostic endoscopy or biopsy, or whose coded diagnosis indicated a previous repair, was adjudicated case by case (§2.4); 19 were reviewed and 18 excluded. Separately, in 3 children whose earliest recorded operation was a preliminary procedure on the same admission, the index date was corrected to the nearby operation that was unambiguously the primary Ladd; only one of these three coincided with the 19-child review, and that child was excluded rather than retained. No child was excluded for age (oldest 14.2 years). The final cohort was 450 children (Figure 1); no a priori sample-size calculation was performed.</w:t>
+        <w:t>The institutional intestinal-malrotation database contained 499 children with an operative record. The index operation was the earliest primary Ladd-type operation recorded, identified by searching the Chinese-language procedure name and coded diagnosis for five terms denoting the Ladd procedure, derotation, intestinal rotation, the midgut, and malrotation (Supplementary Table S2). Applying that same rule to each child's earliest recorded operation excluded 31 children whose earliest operation matched none of the five terms—most often a diaphragmatic hernia repair, another intestinal atresia, or an appendectomy that preceded any malrotation-related admission—leaving 468 (itemized in Figure 1). Because the earliest recorded operation among the remainder is not always the first Ladd procedure, every record whose earliest operation was a diagnostic endoscopy or biopsy, or whose coded diagnosis indicated a previous repair, was adjudicated case by case (§2.4); 19 were reviewed and 18 excluded. Separately, in 3 children whose earliest recorded operation was a preliminary procedure on the same admission, the index date was corrected to the nearby operation that was unambiguously the primary Ladd; only one of these three coincided with the 19-child review, and that child was excluded rather than retained. No child was excluded for age (oldest 14.2 years). The final cohort was 450 children (Figure 1); no a priori sample-size calculation was performed.</w:t>
       </w:r>
     </w:p>
     <w:p>
@@ -744,7 +744,7 @@
     </w:p>
     <w:p>
       <w:r>
-        <w:t xml:space="preserve">In neonates, the direction of confounding supports the finding. Persistent duodenal obstruction followed 6/142 laparoscopic completions and none of 163 open-related operations (risk difference 4.2 percentage points, 95% CI 1.0 to 8.9). The selection forces act against the observed result: neonates chosen for open surgery were sicker, with almost seven-fold more bowel necrosis and every death in the stratum, so every severity gradient should have produced </w:t>
+        <w:t xml:space="preserve">In neonates, the direction of confounding supports the finding. Persistent duodenal obstruction followed 6/142 laparoscopic completions and none of 163 open-related operations (risk difference 4.2 percentage points, 95% CI 1.0 to 8.9). The selection forces act against the observed result: neonates chosen for open surgery were sicker, with almost seven-fold more bowel necrosis and every death in the stratum, so any severity gradient should have produced </w:t>
       </w:r>
       <w:r>
         <w:rPr>
@@ -758,7 +758,7 @@
     </w:p>
     <w:p>
       <w:r>
-        <w:t>It is also here that the operative notes documented a step of the Ladd procedure left undone: all three technically deficient index operations were neonatal and laparoscopic. The neonatal duodenum is narrow, and dividing every band across it, mobilizing it retroperitoneally, and widening the mesenteric base are technically demanding maneuvers laparoscopically. Laparoscopic Ladd has been feasible in selected neonates since the earliest series [22], yet a pooled analysis still reports 11% conversion and 10% reintervention [23], and an independent series attributed four laparoscopic reoperations to duodenal stricture or kink from an incomplete Ladd [5]. Zeng and colleagues responded by defining anatomical landmarks confirming completion of each step of a neonatal laparoscopic Ladd [14]; our three cases are the clinical counterpart of that proposal—what is found at reoperation when those landmarks are not confirmed. Two describe precisely the endpoints their protocol asks the surgeon to verify: a mesenteric base still measuring 2 cm, and membranous bands still crossing the duodenum. We read this as a specific, verifiable requirement rather than a general disadvantage of laparoscopy, though our design cannot distinguish the two. Postoperative imaging is not a substitute for it: two of our three technically deficient operations were followed by a contrast study reporting normal duodenal transit. On eight studies that is an observation, not an estimate of sensitivity, but it argues for excluding the deficiency while the abdomen is still open.</w:t>
+        <w:t>Here too, the operative notes documented a step of the Ladd procedure left undone: all three technically deficient index operations were neonatal and laparoscopic. The neonatal duodenum is narrow, and dividing every band across it, mobilizing it retroperitoneally, and widening the mesenteric base are technically demanding maneuvers laparoscopically. Laparoscopic Ladd has been feasible in selected neonates since the earliest series [22], yet a pooled analysis still reports 11% conversion and 10% reintervention [23], and an independent series attributed four laparoscopic reoperations to duodenal stricture or kink from an incomplete Ladd [5]. Zeng and colleagues responded by defining anatomical landmarks confirming completion of each step of a neonatal laparoscopic Ladd [14]; our three cases are the clinical counterpart of that proposal—what is found at reoperation when those landmarks are not confirmed. Two describe precisely the endpoints their protocol asks the surgeon to verify: a mesenteric base still measuring 2 cm, and membranous bands still crossing the duodenum. We read this as a specific, verifiable requirement rather than a general disadvantage of laparoscopy, though our design cannot distinguish the two. Postoperative imaging is not a substitute for it: two of our three technically deficient operations were followed by a contrast study reporting normal duodenal transit. On eight studies that is an observation, not an estimate of sensitivity, but it argues for excluding the deficiency while the abdomen is still open.</w:t>
       </w:r>
     </w:p>
     <w:p>
@@ -784,7 +784,7 @@
         <w:t>Strengths and limitations.</w:t>
       </w:r>
       <w:r>
-        <w:t xml:space="preserve"> Eligibility, exposure, cause, and mechanism were adjudicated in four separate blinded passes, so no reviewer could align a cause with an approach. Against this, the study is single-center and retrospective over 13.5 years; a child reoperated elsewhere would not be captured, so 8.0% is the reoperated fraction rather than the complication rate. The age stratification was not prespecified and its cut-points were data-driven and uncorrected for multiplicity; the blinded mechanism data corroborate it independently of any subgroup test, but it requires confirmation in an independent cohort. We did not test the approach-by-age interaction formally: with no open-related event in any stratum the model is unidentifiable. The neonatal comparison rests on six events against a zero cell and is not robust to a single unobserved competing event. Both readers read the same records, so their complete agreement measures reproducibility rather than accuracy, and the contrast studies gave no independent check, their appearance not separating the mechanisms. The 42-day window is arbitrary, so 8.5% after laparoscopy beyond one year is a lower bound, and the design cannot address recurrent volvulus. Indication and urgency were not recorded separately, and index necrosis is only a partial proxy for them; necrosis ascertainment itself had only moderate inter-rater reliability (κ=0.57, Supplementary Table S1), so confounding by severity may persist within strata even after adjustment. Exposure was assigned by keyword rule and validated against blinded reviewer consensus in a 132-child subsample (κ=0.82); for the remainder it was not independently reviewed, and the intention-to-treat analysis is the one most sensitive to that misclassification. Cause assignment used a single-choice scheme, so mixed presentations were forced to a dominant category by the prespecified priority rule. Associated-anomaly coding draws on text from every admission including the reoperation, so it records anomalies ever documented rather than anomalies known preoperatively. Reoperations may cluster by operating surgeon; the operative record does not carry a surgeon identifier, so this could not be modelled. Finally, two-thirds of this cohort presented as neonates, so the balance of causes may differ where malrotation more often presents beyond infancy. The full limitations are given in Supplementary Table S5.</w:t>
+        <w:t xml:space="preserve"> Eligibility, exposure, cause, and mechanism were adjudicated in four separate blinded passes, so no reviewer could align a cause with an approach. Against this, the study is single-center and retrospective over 13.5 years; a child reoperated elsewhere would not be captured, so 8.0% is the reoperated fraction rather than the complication rate. The age stratification was not prespecified and its cut-points were data-driven and uncorrected for multiplicity; the blinded mechanism data corroborate it independently of any subgroup test, but it requires confirmation in an independent cohort. We did not test the approach-by-age interaction formally: with no open-related event in any stratum the model is unidentifiable. The neonatal comparison rests on six events against a zero cell and is not robust to a single unobserved competing event. Both readers read the same records, so their complete agreement measures reproducibility rather than accuracy, and the contrast studies gave no independent check, since their appearance did not separate the mechanisms. The 42-day window is arbitrary, so 8.5% after laparoscopy beyond one year is a lower bound, and the design cannot address recurrent volvulus. Indication and urgency were not recorded separately, and index necrosis is only a partial proxy for them; necrosis ascertainment itself had only moderate inter-rater reliability (κ=0.57, Supplementary Table S1), so confounding by severity may persist within strata even after adjustment. Exposure was assigned by keyword rule and validated against blinded reviewer consensus in a 132-child subsample (κ=0.82); for the remainder it was not independently reviewed, and the intention-to-treat analysis is the one most sensitive to that misclassification. Cause assignment used a single-choice scheme, so mixed presentations were forced to a dominant category by the prespecified priority rule. Associated-anomaly coding draws on text from every admission including the reoperation, so it records anomalies ever documented rather than anomalies known preoperatively. Reoperations may cluster by operating surgeon; the operative record does not carry a surgeon identifier, so this could not be modelled. Finally, two-thirds of this cohort presented as neonates, so the balance of causes may differ where malrotation more often presents beyond infancy. The full limitations are given in Supplementary Table S5.</w:t>
       </w:r>
     </w:p>
     <w:p>
@@ -795,7 +795,7 @@
         <w:t>Conclusion.</w:t>
       </w:r>
       <w:r>
-        <w:t xml:space="preserve"> Unplanned early reoperation after a primary Ladd procedure occurred in 8.0% of children, with no detected difference in that overall rate between approaches. What differed was the reason, and it differed by age. In neonates, persistent duodenal obstruction followed 4.2% of laparoscopic completions and none of the open-related operations—a six-event finding running against the direction of severity confounding—and every technically deficient index operation identified at re-exploration was a neonatal laparoscopic one. On this single-center, retrospective evidence, pooled reoperation rates are hard to interpret, comparisons of approach should report cause-specific rates within age strata, and the duodenal portion of a neonatal laparoscopic Ladd warrants deliberate intraoperative confirmation and prospective study in an independent cohort.</w:t>
+        <w:t xml:space="preserve"> Unplanned early reoperation after a primary Ladd procedure occurred in 8.0% of children, with no detected difference in that overall rate between approaches. What differed was the reason, and it differed by age. In neonates, persistent duodenal obstruction followed 4.2% of laparoscopic completions and none of the open-related operations—a six-event finding running against the direction of severity confounding—and every technically deficient index operation identified at re-exploration was a neonatal laparoscopic one. On this single-center, retrospective evidence, pooled reoperation rates are hard to interpret, and comparisons of approach should report cause-specific rates within age strata; the duodenal portion of a neonatal laparoscopic Ladd likewise warrants deliberate intraoperative confirmation and prospective study in an independent cohort.</w:t>
       </w:r>
     </w:p>
     <w:p>

--- a/SurgEndosc_submission_maintext.docx
+++ b/SurgEndosc_submission_maintext.docx
@@ -93,7 +93,7 @@
         <w:t>Word count:</w:t>
       </w:r>
       <w:r>
-        <w:t xml:space="preserve"> Abstract 259 · Main text 4197</w:t>
+        <w:t xml:space="preserve"> Abstract 259 · Main text 4205</w:t>
       </w:r>
     </w:p>
     <w:p>
@@ -283,7 +283,7 @@
           <w:rFonts w:ascii="Times New Roman" w:hAnsi="Times New Roman"/>
           <w:color w:val="000000"/>
         </w:rPr>
-        <w:t>2. Methods</w:t>
+        <w:t>2. Materials and Methods</w:t>
       </w:r>
     </w:p>
     <w:p>
@@ -485,7 +485,7 @@
     </w:p>
     <w:p>
       <w:r>
-        <w:t xml:space="preserve">Agreement was quantified with Cohen’s κ and, for rare binary outcomes, PABAK [16]: associated-anomaly and prior-diagnosis fields κ=1.00, index approach κ=0.82, cause κ=0.90 (95% CI 0.81–0.99), mechanism κ=1.00 (all 12 cases; Wilson 95% CI 75.7–100%), eligibility κ=0.844. The category </w:t>
+        <w:t xml:space="preserve">Agreement was quantified with Cohen’s κ and, for rare binary outcomes, the prevalence-adjusted bias-adjusted κ (PABAK) [16]: associated-anomaly and prior-diagnosis fields κ=1.00, index approach κ=0.82, cause κ=0.90 (95% CI 0.81–0.99), mechanism κ=1.00 (all 12 cases; Wilson 95% CI 75.7–100%), eligibility κ=0.844. The category </w:t>
       </w:r>
       <w:r>
         <w:rPr>
@@ -722,7 +722,7 @@
     </w:p>
     <w:p>
       <w:r>
-        <w:t>The cohort was 76.4% male (344/450), the male predominance characteristic of intestinal malrotation, and sex was balanced between approaches (76.9% vs. 75.9% male, SMD +0.02; Table 1). Unplanned reoperation occurred in 25/344 boys (7.3%) and 11/106 girls (10.4%; OR 0.68, 95% CI 0.31–1.58, p=0.31), and persistent duodenal obstruction in 9/344 (2.6%) and 3/106 (2.8%) respectively (p=1.00). The association between laparoscopic completion and duodenal obstruction ran in the same direction in both sexes—9/196 versus 0/148 in boys (risk difference +4.6 percentage points, 95% CI 1.3 to 8.5) and 3/59 versus 0/47 in girls (+5.1 points, −3.2 to 13.9)—the estimate in girls resting on three events. No formal sex-by-approach interaction test was possible: the open-related arm contained no event in either sex, so the model is unidentifiable. Two of the three technically deficient index operations were in boys and one in a girl.</w:t>
+        <w:t>The cohort was 76.4% male (344/450), the male predominance characteristic of intestinal malrotation, and sex was balanced between approaches (76.9% vs. 75.9% male, standardized mean difference [SMD] +0.02; Table 1). Unplanned reoperation occurred in 25/344 boys (7.3%) and 11/106 girls (10.4%; OR 0.68, 95% CI 0.31–1.58, p=0.31), and persistent duodenal obstruction in 9/344 (2.6%) and 3/106 (2.8%) respectively (p=1.00). The association between laparoscopic completion and duodenal obstruction ran in the same direction in both sexes—9/196 versus 0/148 in boys (risk difference +4.6 percentage points, 95% CI 1.3 to 8.5) and 3/59 versus 0/47 in girls (+5.1 points, −3.2 to 13.9)—the estimate in girls resting on three events. No formal sex-by-approach interaction test was possible: the open-related arm contained no event in either sex, so the model is unidentifiable. Two of the three technically deficient index operations were in boys and one in a girl.</w:t>
       </w:r>
     </w:p>
     <w:p>
